--- a/3. Notes DTO.docx
+++ b/3. Notes DTO.docx
@@ -170,7 +170,129 @@
       <w:r>
         <w:t xml:space="preserve"> Record is immutable. And more readable</w:t>
       </w:r>
+      <w:r>
+        <w:t>.</w:t>
+      </w:r>
     </w:p>
+    <w:p>
+      <w:r>
+        <w:lastRenderedPageBreak/>
+        <w:drawing>
+          <wp:inline distT="0" distB="0" distL="0" distR="0" wp14:anchorId="6F2B09B6" wp14:editId="7F08DFAF">
+            <wp:extent cx="5943600" cy="3182620"/>
+            <wp:effectExtent l="0" t="0" r="0" b="0"/>
+            <wp:docPr id="6" name="Picture 6"/>
+            <wp:cNvGraphicFramePr>
+              <a:graphicFrameLocks xmlns:a="http://schemas.openxmlformats.org/drawingml/2006/main" noChangeAspect="1"/>
+            </wp:cNvGraphicFramePr>
+            <a:graphic xmlns:a="http://schemas.openxmlformats.org/drawingml/2006/main">
+              <a:graphicData uri="http://schemas.openxmlformats.org/drawingml/2006/picture">
+                <pic:pic xmlns:pic="http://schemas.openxmlformats.org/drawingml/2006/picture">
+                  <pic:nvPicPr>
+                    <pic:cNvPr id="1" name=""/>
+                    <pic:cNvPicPr/>
+                  </pic:nvPicPr>
+                  <pic:blipFill>
+                    <a:blip r:embed="rId8"/>
+                    <a:stretch>
+                      <a:fillRect/>
+                    </a:stretch>
+                  </pic:blipFill>
+                  <pic:spPr>
+                    <a:xfrm>
+                      <a:off x="0" y="0"/>
+                      <a:ext cx="5943600" cy="3182620"/>
+                    </a:xfrm>
+                    <a:prstGeom prst="rect">
+                      <a:avLst/>
+                    </a:prstGeom>
+                  </pic:spPr>
+                </pic:pic>
+              </a:graphicData>
+            </a:graphic>
+          </wp:inline>
+        </w:drawing>
+      </w:r>
+    </w:p>
+    <w:p>
+      <w:r>
+        <w:drawing>
+          <wp:inline distT="0" distB="0" distL="0" distR="0" wp14:anchorId="422371AC" wp14:editId="0E4BC0B2">
+            <wp:extent cx="5943600" cy="2306320"/>
+            <wp:effectExtent l="0" t="0" r="0" b="0"/>
+            <wp:docPr id="7" name="Picture 7"/>
+            <wp:cNvGraphicFramePr>
+              <a:graphicFrameLocks xmlns:a="http://schemas.openxmlformats.org/drawingml/2006/main" noChangeAspect="1"/>
+            </wp:cNvGraphicFramePr>
+            <a:graphic xmlns:a="http://schemas.openxmlformats.org/drawingml/2006/main">
+              <a:graphicData uri="http://schemas.openxmlformats.org/drawingml/2006/picture">
+                <pic:pic xmlns:pic="http://schemas.openxmlformats.org/drawingml/2006/picture">
+                  <pic:nvPicPr>
+                    <pic:cNvPr id="1" name=""/>
+                    <pic:cNvPicPr/>
+                  </pic:nvPicPr>
+                  <pic:blipFill>
+                    <a:blip r:embed="rId9"/>
+                    <a:stretch>
+                      <a:fillRect/>
+                    </a:stretch>
+                  </pic:blipFill>
+                  <pic:spPr>
+                    <a:xfrm>
+                      <a:off x="0" y="0"/>
+                      <a:ext cx="5943600" cy="2306320"/>
+                    </a:xfrm>
+                    <a:prstGeom prst="rect">
+                      <a:avLst/>
+                    </a:prstGeom>
+                  </pic:spPr>
+                </pic:pic>
+              </a:graphicData>
+            </a:graphic>
+          </wp:inline>
+        </w:drawing>
+      </w:r>
+    </w:p>
+    <w:p>
+      <w:r>
+        <w:drawing>
+          <wp:inline distT="0" distB="0" distL="0" distR="0" wp14:anchorId="6B0E1062" wp14:editId="3963B02B">
+            <wp:extent cx="5943600" cy="2186305"/>
+            <wp:effectExtent l="0" t="0" r="0" b="4445"/>
+            <wp:docPr id="8" name="Picture 8"/>
+            <wp:cNvGraphicFramePr>
+              <a:graphicFrameLocks xmlns:a="http://schemas.openxmlformats.org/drawingml/2006/main" noChangeAspect="1"/>
+            </wp:cNvGraphicFramePr>
+            <a:graphic xmlns:a="http://schemas.openxmlformats.org/drawingml/2006/main">
+              <a:graphicData uri="http://schemas.openxmlformats.org/drawingml/2006/picture">
+                <pic:pic xmlns:pic="http://schemas.openxmlformats.org/drawingml/2006/picture">
+                  <pic:nvPicPr>
+                    <pic:cNvPr id="1" name=""/>
+                    <pic:cNvPicPr/>
+                  </pic:nvPicPr>
+                  <pic:blipFill>
+                    <a:blip r:embed="rId10"/>
+                    <a:stretch>
+                      <a:fillRect/>
+                    </a:stretch>
+                  </pic:blipFill>
+                  <pic:spPr>
+                    <a:xfrm>
+                      <a:off x="0" y="0"/>
+                      <a:ext cx="5943600" cy="2186305"/>
+                    </a:xfrm>
+                    <a:prstGeom prst="rect">
+                      <a:avLst/>
+                    </a:prstGeom>
+                  </pic:spPr>
+                </pic:pic>
+              </a:graphicData>
+            </a:graphic>
+          </wp:inline>
+        </w:drawing>
+      </w:r>
+    </w:p>
+    <w:p/>
     <w:p/>
     <w:p/>
     <w:sectPr>
